--- a/tests/golden/expected/G-08_dogovor_postavki.docx
+++ b/tests/golden/expected/G-08_dogovor_postavki.docx
@@ -1017,7 +1017,7 @@
           <w:sz w:val="22"/>
           <w:szCs w:val="22"/>
         </w:rPr>
-        <w:t xml:space="preserve">4.1. Стоимость настоящего договора составляет 1 805 972 (один миллион восемьсот пять тысяч девятьсот семьдесят два) рублей, в том числе НДС 22%, согласно Спецификации (Приложение №1).</w:t>
+        <w:t xml:space="preserve">4.1. Стоимость настоящего договора составляет 1 805 972 (один миллион восемьсот пять тысяч девятьсот семьдесят два) рубля, в том числе НДС 22%, согласно Спецификации (Приложение №1).</w:t>
       </w:r>
     </w:p>
     <w:p>
@@ -1055,7 +1055,7 @@
           <w:sz w:val="22"/>
           <w:szCs w:val="22"/>
         </w:rPr>
-        <w:t xml:space="preserve">4.2.1. Предоплата 100% от общей цены договора в размере 1 805 972 (один миллион восемьсот пять тысяч девятьсот семьдесят два) рублей, в т.ч. НДС 22%, в течение 5 (пяти) банковских дней с момента подписания настоящего Договора, на основании выставленного Поставщиком счёта.</w:t>
+        <w:t xml:space="preserve">4.2.1. Предоплата 100% от общей цены договора в размере 1 805 972 (один миллион восемьсот пять тысяч девятьсот семьдесят два) рубля, в т.ч. НДС 22%, в течение 5 (пяти) банковских дней с момента подписания настоящего Договора, на основании выставленного Поставщиком счёта.</w:t>
       </w:r>
     </w:p>
     <w:p>

--- a/tests/golden/expected/G-08_dogovor_postavki.docx
+++ b/tests/golden/expected/G-08_dogovor_postavki.docx
@@ -1055,7 +1055,7 @@
           <w:sz w:val="22"/>
           <w:szCs w:val="22"/>
         </w:rPr>
-        <w:t xml:space="preserve">4.2.1. Предоплата 100% от общей цены договора в размере 1 805 972 (один миллион восемьсот пять тысяч девятьсот семьдесят два) рубля, в т.ч. НДС 22%, в течение 5 (пяти) банковских дней с момента подписания настоящего Договора, на основании выставленного Поставщиком счёта.</w:t>
+        <w:t xml:space="preserve">4.2.1. Оплата 100% от общей цены договора в размере 1 805 972 (один миллион восемьсот пять тысяч девятьсот семьдесят два) рубля, в т.ч. НДС 22%, в течение 5 (пяти) банковских дней с момента подписания настоящего Договора, на основании выставленного Поставщиком счёта.</w:t>
       </w:r>
     </w:p>
     <w:p>
